--- a/entregas/apresentacao-13-10/DF_Relatorio_Executivo_Einstein.docx
+++ b/entregas/apresentacao-13-10/DF_Relatorio_Executivo_Einstein.docx
@@ -3968,7 +3968,22 @@
           <w:sz w:val="26"/>
           <w:szCs w:val="26"/>
         </w:rPr>
-        <w:t xml:space="preserve">10. Escopo e premissas</w:t>
+        <w:t xml:space="preserve">10. Ferramentas de controle da DF</w:t>
+      </w:r>
+    </w:p>
+    <w:p>
+      <w:pPr>
+        <w:spacing w:after="150" w:line="300"/>
+        <w:jc w:val="both"/>
+      </w:pPr>
+      <w:r>
+        <w:rPr>
+          <w:rFonts w:ascii="Calibri" w:cs="Calibri" w:eastAsia="Calibri" w:hAnsi="Calibri"/>
+          <w:color w:val="1F2A37"/>
+          <w:sz w:val="21"/>
+          <w:szCs w:val="21"/>
+        </w:rPr>
+        <w:t xml:space="preserve">Ferramentas próprias, em operação nos condomínios da DF, que sustentam a fiscalização e os SLAs propostos:</w:t>
       </w:r>
     </w:p>
     <w:p>
@@ -3991,7 +4006,7 @@
           <w:sz w:val="20"/>
           <w:szCs w:val="20"/>
         </w:rPr>
-        <w:t xml:space="preserve">Incluído na mensalidade:</w:t>
+        <w:t xml:space="preserve">Boletim Diário de Operações:</w:t>
       </w:r>
       <w:r>
         <w:rPr>
@@ -4000,7 +4015,7 @@
           <w:sz w:val="20"/>
           <w:szCs w:val="20"/>
         </w:rPr>
-        <w:t xml:space="preserve"> equipe titular, substitutos e retaguarda; visitas; deslocamento, estacionamento e alimentação na Grande São Paulo; assembleias ordinárias e extraordinárias; plantão 24x7; todos os entregáveis; pareceres da equipe DF; seguro de RC profissional e geral; tributos.</w:t>
+        <w:t xml:space="preserve"> checklist diário em etapas no celular do gerente predial, com painel de vários condomínios, indicadores, matriz de risco de SLA, registro de ocorrências e relatório executivo.</w:t>
       </w:r>
     </w:p>
     <w:p>
@@ -4023,7 +4038,7 @@
           <w:sz w:val="20"/>
           <w:szCs w:val="20"/>
         </w:rPr>
-        <w:t xml:space="preserve">Somente com autorização prévia do Einstein, orçados à parte:</w:t>
+        <w:t xml:space="preserve">Triagem diária de demandas:</w:t>
       </w:r>
       <w:r>
         <w:rPr>
@@ -4032,7 +4047,7 @@
           <w:sz w:val="20"/>
           <w:szCs w:val="20"/>
         </w:rPr>
-        <w:t xml:space="preserve"> laudos e perícias de terceiros; escritórios externos e processos judiciais; auditoria independente; custas cartoriais; viagens fora da Grande São Paulo.</w:t>
+        <w:t xml:space="preserve"> rotina automática que, todos os dias às 7h30, identifica pedidos e prazos recebidos por e-mail, atualiza o quadro de acompanhamento e envia o resumo do que está em aberto.</w:t>
       </w:r>
     </w:p>
     <w:p>
@@ -4055,7 +4070,7 @@
           <w:sz w:val="20"/>
           <w:szCs w:val="20"/>
         </w:rPr>
-        <w:t xml:space="preserve">Papel da administradora, não da DF:</w:t>
+        <w:t xml:space="preserve">Cobrança semanal de documentação:</w:t>
       </w:r>
       <w:r>
         <w:rPr>
@@ -4064,7 +4079,39 @@
           <w:sz w:val="20"/>
           <w:szCs w:val="20"/>
         </w:rPr>
-        <w:t xml:space="preserve"> operação diária, equipes, contas a pagar e receber, elaboração de balancetes e prestação de contas, compras e arquivo físico — processos que a DF analisa, valida e fiscaliza.</w:t>
+        <w:t xml:space="preserve"> rotina automática que separa, por condomínio, os documentos a vencer e vencidos e envia a cobrança somente a destinatários confirmados.</w:t>
+      </w:r>
+    </w:p>
+    <w:p>
+      <w:pPr>
+        <w:pStyle w:val="ListParagraph"/>
+        <w:numPr>
+          <w:ilvl w:val="0"/>
+          <w:numId w:val="1"/>
+        </w:numPr>
+        <w:spacing w:after="110" w:line="290"/>
+        <w:ind w:left="360"/>
+        <w:jc w:val="both"/>
+      </w:pPr>
+      <w:r>
+        <w:rPr>
+          <w:rFonts w:ascii="Calibri" w:cs="Calibri" w:eastAsia="Calibri" w:hAnsi="Calibri"/>
+          <w:b/>
+          <w:bCs/>
+          <w:color w:val="1F2A37"/>
+          <w:sz w:val="20"/>
+          <w:szCs w:val="20"/>
+        </w:rPr>
+        <w:t xml:space="preserve">Relatórios técnicos:</w:t>
+      </w:r>
+      <w:r>
+        <w:rPr>
+          <w:rFonts w:ascii="Calibri" w:cs="Calibri" w:eastAsia="Calibri" w:hAnsi="Calibri"/>
+          <w:color w:val="1F2A37"/>
+          <w:sz w:val="20"/>
+          <w:szCs w:val="20"/>
+        </w:rPr>
+        <w:t xml:space="preserve"> apuração de incidentes com múltiplos prestadores (análise técnica e jurídica, cronologia, cobertura de apólices e plano de ação) e auditoria e conciliação financeira de contratos de administração predial.</w:t>
       </w:r>
     </w:p>
     <w:p>
@@ -4085,7 +4132,124 @@
           <w:sz w:val="26"/>
           <w:szCs w:val="26"/>
         </w:rPr>
-        <w:t xml:space="preserve">11. Próximos passos</w:t>
+        <w:t xml:space="preserve">11. Escopo e premissas</w:t>
+      </w:r>
+    </w:p>
+    <w:p>
+      <w:pPr>
+        <w:pStyle w:val="ListParagraph"/>
+        <w:numPr>
+          <w:ilvl w:val="0"/>
+          <w:numId w:val="1"/>
+        </w:numPr>
+        <w:spacing w:after="110" w:line="290"/>
+        <w:ind w:left="360"/>
+        <w:jc w:val="both"/>
+      </w:pPr>
+      <w:r>
+        <w:rPr>
+          <w:rFonts w:ascii="Calibri" w:cs="Calibri" w:eastAsia="Calibri" w:hAnsi="Calibri"/>
+          <w:b/>
+          <w:bCs/>
+          <w:color w:val="1F2A37"/>
+          <w:sz w:val="20"/>
+          <w:szCs w:val="20"/>
+        </w:rPr>
+        <w:t xml:space="preserve">Incluído na mensalidade:</w:t>
+      </w:r>
+      <w:r>
+        <w:rPr>
+          <w:rFonts w:ascii="Calibri" w:cs="Calibri" w:eastAsia="Calibri" w:hAnsi="Calibri"/>
+          <w:color w:val="1F2A37"/>
+          <w:sz w:val="20"/>
+          <w:szCs w:val="20"/>
+        </w:rPr>
+        <w:t xml:space="preserve"> equipe titular, substitutos e retaguarda; visitas; deslocamento, estacionamento e alimentação na Grande São Paulo; assembleias ordinárias e extraordinárias; plantão 24x7; todos os entregáveis; pareceres da equipe DF; seguro de RC profissional e geral; tributos.</w:t>
+      </w:r>
+    </w:p>
+    <w:p>
+      <w:pPr>
+        <w:pStyle w:val="ListParagraph"/>
+        <w:numPr>
+          <w:ilvl w:val="0"/>
+          <w:numId w:val="1"/>
+        </w:numPr>
+        <w:spacing w:after="110" w:line="290"/>
+        <w:ind w:left="360"/>
+        <w:jc w:val="both"/>
+      </w:pPr>
+      <w:r>
+        <w:rPr>
+          <w:rFonts w:ascii="Calibri" w:cs="Calibri" w:eastAsia="Calibri" w:hAnsi="Calibri"/>
+          <w:b/>
+          <w:bCs/>
+          <w:color w:val="1F2A37"/>
+          <w:sz w:val="20"/>
+          <w:szCs w:val="20"/>
+        </w:rPr>
+        <w:t xml:space="preserve">Somente com autorização prévia do Einstein, orçados à parte:</w:t>
+      </w:r>
+      <w:r>
+        <w:rPr>
+          <w:rFonts w:ascii="Calibri" w:cs="Calibri" w:eastAsia="Calibri" w:hAnsi="Calibri"/>
+          <w:color w:val="1F2A37"/>
+          <w:sz w:val="20"/>
+          <w:szCs w:val="20"/>
+        </w:rPr>
+        <w:t xml:space="preserve"> laudos e perícias de terceiros; escritórios externos e processos judiciais; auditoria independente; custas cartoriais; viagens fora da Grande São Paulo.</w:t>
+      </w:r>
+    </w:p>
+    <w:p>
+      <w:pPr>
+        <w:pStyle w:val="ListParagraph"/>
+        <w:numPr>
+          <w:ilvl w:val="0"/>
+          <w:numId w:val="1"/>
+        </w:numPr>
+        <w:spacing w:after="110" w:line="290"/>
+        <w:ind w:left="360"/>
+        <w:jc w:val="both"/>
+      </w:pPr>
+      <w:r>
+        <w:rPr>
+          <w:rFonts w:ascii="Calibri" w:cs="Calibri" w:eastAsia="Calibri" w:hAnsi="Calibri"/>
+          <w:b/>
+          <w:bCs/>
+          <w:color w:val="1F2A37"/>
+          <w:sz w:val="20"/>
+          <w:szCs w:val="20"/>
+        </w:rPr>
+        <w:t xml:space="preserve">Papel da administradora, não da DF:</w:t>
+      </w:r>
+      <w:r>
+        <w:rPr>
+          <w:rFonts w:ascii="Calibri" w:cs="Calibri" w:eastAsia="Calibri" w:hAnsi="Calibri"/>
+          <w:color w:val="1F2A37"/>
+          <w:sz w:val="20"/>
+          <w:szCs w:val="20"/>
+        </w:rPr>
+        <w:t xml:space="preserve"> operação diária, equipes, contas a pagar e receber, elaboração de balancetes e prestação de contas, compras e arquivo físico — processos que a DF analisa, valida e fiscaliza.</w:t>
+      </w:r>
+    </w:p>
+    <w:p>
+      <w:pPr>
+        <w:pStyle w:val="Heading1"/>
+        <w:keepNext/>
+        <w:pBdr>
+          <w:bottom w:val="single" w:color="2F4162" w:sz="8" w:space="4"/>
+        </w:pBdr>
+        <w:spacing w:after="180" w:before="380"/>
+      </w:pPr>
+      <w:r>
+        <w:rPr>
+          <w:rFonts w:ascii="Calibri" w:cs="Calibri" w:eastAsia="Calibri" w:hAnsi="Calibri"/>
+          <w:b/>
+          <w:bCs/>
+          <w:color w:val="2F4162"/>
+          <w:sz w:val="26"/>
+          <w:szCs w:val="26"/>
+        </w:rPr>
+        <w:t xml:space="preserve">12. Próximos passos</w:t>
       </w:r>
     </w:p>
     <w:p>

--- a/entregas/apresentacao-13-10/DF_Relatorio_Executivo_Einstein.docx
+++ b/entregas/apresentacao-13-10/DF_Relatorio_Executivo_Einstein.docx
@@ -3983,7 +3983,7 @@
           <w:sz w:val="21"/>
           <w:szCs w:val="21"/>
         </w:rPr>
-        <w:t xml:space="preserve">Ferramentas próprias, em operação nos condomínios da DF, que sustentam a fiscalização e os SLAs propostos:</w:t>
+        <w:t xml:space="preserve">Ferramentas próprias da DF que sustentam a fiscalização e os SLAs propostos:</w:t>
       </w:r>
     </w:p>
     <w:p>

--- a/entregas/apresentacao-13-10/DF_Relatorio_Executivo_Einstein.docx
+++ b/entregas/apresentacao-13-10/DF_Relatorio_Executivo_Einstein.docx
@@ -87,7 +87,7 @@
           <w:sz w:val="28"/>
           <w:szCs w:val="28"/>
         </w:rPr>
-        <w:t xml:space="preserve">DEFESA TÉCNICA — REPRESENTANTE CONDOMINIAL</w:t>
+        <w:t xml:space="preserve">DEFESA TÉCNICA · REPRESENTANTE CONDOMINIAL</w:t>
       </w:r>
     </w:p>
     <w:p>
@@ -292,7 +292,7 @@
                 <w:sz w:val="19"/>
                 <w:szCs w:val="19"/>
               </w:rPr>
-              <w:t xml:space="preserve">13/10/2026 — Microsoft Teams</w:t>
+              <w:t xml:space="preserve">13/10/2026 · Microsoft Teams</w:t>
             </w:r>
           </w:p>
         </w:tc>
@@ -406,7 +406,7 @@
                 <w:sz w:val="19"/>
                 <w:szCs w:val="19"/>
               </w:rPr>
-              <w:t xml:space="preserve">Denise Ferreira — CEO</w:t>
+              <w:t xml:space="preserve">Denise Ferreira · CEO</w:t>
             </w:r>
           </w:p>
         </w:tc>
@@ -507,7 +507,7 @@
           <w:sz w:val="21"/>
           <w:szCs w:val="21"/>
         </w:rPr>
-        <w:t xml:space="preserve">A DF Síndicos Profissionais propõe atuar como subsíndica profissional das três unidades do Einstein — Parque Global, Unidade Hospitalar Pinheiros e Espaço Einstein Artur de Azevedo — representando a Instituição nas instâncias condominiais com independência técnica, análise financeira e de rateio, e governança de voto que não admite manifestação sem autorização prévia e por escrito do Einstein.</w:t>
+        <w:t xml:space="preserve">A DF Síndicos Profissionais propõe atuar como subsíndica profissional das três unidades do Einstein (Parque Global, Unidade Hospitalar Pinheiros e Espaço Einstein Artur de Azevedo), representando a Instituição nas instâncias condominiais com independência técnica, análise financeira e de rateio, e governança de voto que não admite manifestação sem autorização prévia e por escrito do Einstein.</w:t>
       </w:r>
     </w:p>
     <w:p>
@@ -602,7 +602,7 @@
           <w:sz w:val="20"/>
           <w:szCs w:val="20"/>
         </w:rPr>
-        <w:t xml:space="preserve">Nenhum voto ou manifestação em nome do Einstein sem autorização escrita — inclusive em matérias de rotina.</w:t>
+        <w:t xml:space="preserve">Nenhum voto ou manifestação em nome do Einstein sem autorização escrita, inclusive em matérias de rotina.</w:t>
       </w:r>
     </w:p>
     <w:p>
@@ -1127,8 +1127,8 @@
         </w:tblBorders>
       </w:tblPr>
       <w:tblGrid>
-        <w:gridCol w:w="5470"/>
-        <w:gridCol w:w="3880"/>
+        <w:gridCol w:w="5427"/>
+        <w:gridCol w:w="3923"/>
       </w:tblGrid>
       <w:tr>
         <w:trPr>
@@ -1137,7 +1137,7 @@
         </w:trPr>
         <w:tc>
           <w:tcPr>
-            <w:tcW w:type="dxa" w:w="5470"/>
+            <w:tcW w:type="dxa" w:w="5427"/>
             <w:shd w:fill="2F4162" w:val="clear"/>
             <w:tcMar>
               <w:top w:type="dxa" w:w="90"/>
@@ -1166,7 +1166,7 @@
         </w:tc>
         <w:tc>
           <w:tcPr>
-            <w:tcW w:type="dxa" w:w="3880"/>
+            <w:tcW w:type="dxa" w:w="3923"/>
             <w:shd w:fill="2F4162" w:val="clear"/>
             <w:tcMar>
               <w:top w:type="dxa" w:w="90"/>
@@ -1200,7 +1200,7 @@
         </w:trPr>
         <w:tc>
           <w:tcPr>
-            <w:tcW w:type="dxa" w:w="5470"/>
+            <w:tcW w:type="dxa" w:w="5427"/>
             <w:shd w:fill="FFFFFF" w:val="clear"/>
             <w:tcMar>
               <w:top w:type="dxa" w:w="90"/>
@@ -1221,13 +1221,13 @@
                 <w:sz w:val="18"/>
                 <w:szCs w:val="18"/>
               </w:rPr>
-              <w:t xml:space="preserve">Titular — interlocução, assembleias e governança</w:t>
-            </w:r>
-          </w:p>
-        </w:tc>
-        <w:tc>
-          <w:tcPr>
-            <w:tcW w:type="dxa" w:w="3880"/>
+              <w:t xml:space="preserve">Titular: interlocução, assembleias e governança</w:t>
+            </w:r>
+          </w:p>
+        </w:tc>
+        <w:tc>
+          <w:tcPr>
+            <w:tcW w:type="dxa" w:w="3923"/>
             <w:shd w:fill="FFFFFF" w:val="clear"/>
             <w:tcMar>
               <w:top w:type="dxa" w:w="90"/>
@@ -1259,7 +1259,7 @@
         </w:trPr>
         <w:tc>
           <w:tcPr>
-            <w:tcW w:type="dxa" w:w="5470"/>
+            <w:tcW w:type="dxa" w:w="5427"/>
             <w:shd w:fill="F5F5F5" w:val="clear"/>
             <w:tcMar>
               <w:top w:type="dxa" w:w="90"/>
@@ -1280,13 +1280,13 @@
                 <w:sz w:val="18"/>
                 <w:szCs w:val="18"/>
               </w:rPr>
-              <w:t xml:space="preserve">Substituta — jurídico, contratos e convenção</w:t>
-            </w:r>
-          </w:p>
-        </w:tc>
-        <w:tc>
-          <w:tcPr>
-            <w:tcW w:type="dxa" w:w="3880"/>
+              <w:t xml:space="preserve">Substituta: jurídico, contratos e convenção</w:t>
+            </w:r>
+          </w:p>
+        </w:tc>
+        <w:tc>
+          <w:tcPr>
+            <w:tcW w:type="dxa" w:w="3923"/>
             <w:shd w:fill="F5F5F5" w:val="clear"/>
             <w:tcMar>
               <w:top w:type="dxa" w:w="90"/>
@@ -1318,7 +1318,7 @@
         </w:trPr>
         <w:tc>
           <w:tcPr>
-            <w:tcW w:type="dxa" w:w="5470"/>
+            <w:tcW w:type="dxa" w:w="5427"/>
             <w:shd w:fill="FFFFFF" w:val="clear"/>
             <w:tcMar>
               <w:top w:type="dxa" w:w="90"/>
@@ -1339,13 +1339,13 @@
                 <w:sz w:val="18"/>
                 <w:szCs w:val="18"/>
               </w:rPr>
-              <w:t xml:space="preserve">Substituto — engenharia, operação e sistemas críticos</w:t>
-            </w:r>
-          </w:p>
-        </w:tc>
-        <w:tc>
-          <w:tcPr>
-            <w:tcW w:type="dxa" w:w="3880"/>
+              <w:t xml:space="preserve">Substituto: engenharia, operação e sistemas críticos</w:t>
+            </w:r>
+          </w:p>
+        </w:tc>
+        <w:tc>
+          <w:tcPr>
+            <w:tcW w:type="dxa" w:w="3923"/>
             <w:shd w:fill="FFFFFF" w:val="clear"/>
             <w:tcMar>
               <w:top w:type="dxa" w:w="90"/>
@@ -1377,7 +1377,7 @@
         </w:trPr>
         <w:tc>
           <w:tcPr>
-            <w:tcW w:type="dxa" w:w="5470"/>
+            <w:tcW w:type="dxa" w:w="5427"/>
             <w:shd w:fill="F5F5F5" w:val="clear"/>
             <w:tcMar>
               <w:top w:type="dxa" w:w="90"/>
@@ -1398,13 +1398,13 @@
                 <w:sz w:val="18"/>
                 <w:szCs w:val="18"/>
               </w:rPr>
-              <w:t xml:space="preserve">Financeiro — balancetes, orçamento e rateio</w:t>
-            </w:r>
-          </w:p>
-        </w:tc>
-        <w:tc>
-          <w:tcPr>
-            <w:tcW w:type="dxa" w:w="3880"/>
+              <w:t xml:space="preserve">Financeiro: balancetes, orçamento e rateio</w:t>
+            </w:r>
+          </w:p>
+        </w:tc>
+        <w:tc>
+          <w:tcPr>
+            <w:tcW w:type="dxa" w:w="3923"/>
             <w:shd w:fill="F5F5F5" w:val="clear"/>
             <w:tcMar>
               <w:top w:type="dxa" w:w="90"/>
@@ -1436,7 +1436,7 @@
         </w:trPr>
         <w:tc>
           <w:tcPr>
-            <w:tcW w:type="dxa" w:w="5470"/>
+            <w:tcW w:type="dxa" w:w="5427"/>
             <w:shd w:fill="FFFFFF" w:val="clear"/>
             <w:tcMar>
               <w:top w:type="dxa" w:w="90"/>
@@ -1463,7 +1463,7 @@
         </w:tc>
         <w:tc>
           <w:tcPr>
-            <w:tcW w:type="dxa" w:w="3880"/>
+            <w:tcW w:type="dxa" w:w="3923"/>
             <w:shd w:fill="FFFFFF" w:val="clear"/>
             <w:tcMar>
               <w:top w:type="dxa" w:w="90"/>
@@ -3045,7 +3045,7 @@
           <w:sz w:val="21"/>
           <w:szCs w:val="21"/>
         </w:rPr>
-        <w:t xml:space="preserve">Imprevistos em assembleia — tema fora de pauta ou proposta diferente da analisada: a DF não vota em nome do Einstein; abstém-se, pede ressalva em ata ou adiamento e comunica o Einstein no mesmo dia.</w:t>
+        <w:t xml:space="preserve">Imprevistos em assembleia (tema fora de pauta ou proposta diferente da analisada): a DF se abstém, pede ressalva em ata ou adiamento e comunica o Einstein no mesmo dia.</w:t>
       </w:r>
     </w:p>
     <w:p>
@@ -3883,7 +3883,7 @@
           <w:sz w:val="20"/>
           <w:szCs w:val="20"/>
         </w:rPr>
-        <w:t xml:space="preserve"> (São Paulo, condomínio geral + três subcondomínios; DF síndica desde 2014): rateio único por fração ideal substituído por um Coeficiente de Rateio de Despesas aprovado em assembleia — cada subcondomínio passou a pagar só o que é seu.</w:t>
+        <w:t xml:space="preserve"> (São Paulo, condomínio geral + três subcondomínios; DF síndica desde 2014): rateio único por fração ideal substituído por um Coeficiente de Rateio de Despesas aprovado em assembleia. Cada subcondomínio passou a pagar só o que é seu.</w:t>
       </w:r>
     </w:p>
     <w:p>
@@ -4219,7 +4219,7 @@
           <w:sz w:val="20"/>
           <w:szCs w:val="20"/>
         </w:rPr>
-        <w:t xml:space="preserve">Papel da administradora, não da DF:</w:t>
+        <w:t xml:space="preserve">Papel da administradora:</w:t>
       </w:r>
       <w:r>
         <w:rPr>
@@ -4228,7 +4228,7 @@
           <w:sz w:val="20"/>
           <w:szCs w:val="20"/>
         </w:rPr>
-        <w:t xml:space="preserve"> operação diária, equipes, contas a pagar e receber, elaboração de balancetes e prestação de contas, compras e arquivo físico — processos que a DF analisa, valida e fiscaliza.</w:t>
+        <w:t xml:space="preserve"> operação diária, equipes, contas a pagar e receber, elaboração de balancetes e prestação de contas, compras e arquivo físico. A DF analisa, valida e fiscaliza esses processos.</w:t>
       </w:r>
     </w:p>
     <w:p>
@@ -4343,7 +4343,7 @@
           <w:sz w:val="19"/>
           <w:szCs w:val="19"/>
         </w:rPr>
-        <w:t xml:space="preserve">Sócia-diretora — DF Síndicos Profissionais Ltda.</w:t>
+        <w:t xml:space="preserve">Sócia-diretora · DF Síndicos Profissionais Ltda.</w:t>
       </w:r>
     </w:p>
     <w:sectPr>
@@ -4429,7 +4429,7 @@
         <w:sz w:val="15"/>
         <w:szCs w:val="15"/>
       </w:rPr>
-      <w:t xml:space="preserve">  ·  Relatório Executivo — Einstein  —  Confidencial  ·  www.dfsindicos.com.br</w:t>
+      <w:t xml:space="preserve">  ·  Relatório Executivo · Einstein  —  Confidencial  ·  www.dfsindicos.com.br</w:t>
     </w:r>
     <w:r>
       <w:rPr>
